--- a/t26_s2.docx
+++ b/t26_s2.docx
@@ -3,2168 +3,998 @@
 <w:document xmlns:wpc="http://schemas.microsoft.com/office/word/2010/wordprocessingCanvas" xmlns:mo="http://schemas.microsoft.com/office/mac/office/2008/main" xmlns:mc="http://schemas.openxmlformats.org/markup-compatibility/2006" xmlns:mv="urn:schemas-microsoft-com:mac:vml" xmlns:o="urn:schemas-microsoft-com:office:office" xmlns:r="http://schemas.openxmlformats.org/officeDocument/2006/relationships" xmlns:m="http://schemas.openxmlformats.org/officeDocument/2006/math" xmlns:v="urn:schemas-microsoft-com:vml" xmlns:wp14="http://schemas.microsoft.com/office/word/2010/wordprocessingDrawing" xmlns:wp="http://schemas.openxmlformats.org/drawingml/2006/wordprocessingDrawing" xmlns:w10="urn:schemas-microsoft-com:office:word" xmlns:w="http://schemas.openxmlformats.org/wordprocessingml/2006/main" xmlns:w14="http://schemas.microsoft.com/office/word/2010/wordml" xmlns:wpg="http://schemas.microsoft.com/office/word/2010/wordprocessingGroup" xmlns:wpi="http://schemas.microsoft.com/office/word/2010/wordprocessingInk" xmlns:wne="http://schemas.microsoft.com/office/word/2006/wordml" xmlns:wps="http://schemas.microsoft.com/office/word/2010/wordprocessingShape" mc:Ignorable="w14 wp14">
   <w:body>
     <w:p>
-      <w:pPr>
-        <w:spacing w:after="20" w:before="120"/>
-      </w:pPr>
       <w:r>
-        <w:rPr>
-          <w:b/>
-          <w:sz w:val="22"/>
-        </w:rPr>
-        <w:t>Question: The '5 Rights' of medication administration include all EXCEPT:</w:t>
+        <w:t xml:space="preserve">Question: The normal serum creatinine level in an adult male is:</w:t>
       </w:r>
     </w:p>
     <w:p>
-      <w:pPr>
-        <w:spacing w:after="0" w:before="0"/>
-      </w:pPr>
       <w:r>
-        <w:rPr>
-          <w:b w:val="0"/>
-          <w:sz w:val="22"/>
-        </w:rPr>
-        <w:t>(a) Right patient</w:t>
+        <w:t xml:space="preserve">(a) 0.6–1.2 mg/dL</w:t>
       </w:r>
     </w:p>
     <w:p>
-      <w:pPr>
-        <w:spacing w:after="0" w:before="0"/>
-      </w:pPr>
       <w:r>
-        <w:rPr>
-          <w:b w:val="0"/>
-          <w:sz w:val="22"/>
-        </w:rPr>
-        <w:t>(b) Right cost</w:t>
+        <w:t xml:space="preserve">(b) 2–4 mg/dL</w:t>
       </w:r>
     </w:p>
     <w:p>
-      <w:pPr>
-        <w:spacing w:after="0" w:before="0"/>
-      </w:pPr>
       <w:r>
-        <w:rPr>
-          <w:b w:val="0"/>
-          <w:sz w:val="22"/>
-        </w:rPr>
-        <w:t>(c) Right dose</w:t>
+        <w:t xml:space="preserve">(c) 5–8 mg/dL</w:t>
       </w:r>
     </w:p>
     <w:p>
-      <w:pPr>
-        <w:spacing w:after="0" w:before="0"/>
-      </w:pPr>
       <w:r>
-        <w:rPr>
-          <w:b w:val="0"/>
-          <w:sz w:val="22"/>
-        </w:rPr>
-        <w:t>(d) Right drug</w:t>
+        <w:t xml:space="preserve">(d) 10–15 mg/dL</w:t>
       </w:r>
     </w:p>
     <w:p>
-      <w:pPr>
-        <w:spacing w:after="0" w:before="40"/>
-      </w:pPr>
       <w:r>
-        <w:rPr>
-          <w:b/>
-          <w:sz w:val="22"/>
-        </w:rPr>
-        <w:t>Answer: b</w:t>
+        <w:t xml:space="preserve">Answer: a</w:t>
       </w:r>
     </w:p>
     <w:p>
-      <w:pPr>
-        <w:spacing w:after="0" w:before="0"/>
-      </w:pPr>
       <w:r>
-        <w:rPr>
-          <w:b w:val="0"/>
-          <w:sz w:val="21"/>
-        </w:rPr>
-        <w:t>Solution: The five rights are right patient, drug, dose, route and time (plus documentation).</w:t>
+        <w:t xml:space="preserve">Solution: Normal creatinine is 0.6–1.2 mg/dL in men — reflecting renal function; rising levels indicate declining GFR.</w:t>
       </w:r>
     </w:p>
     <w:p>
-      <w:pPr>
-        <w:spacing w:after="0" w:before="0"/>
-      </w:pPr>
       <w:r>
-        <w:rPr>
-          <w:b w:val="0"/>
-          <w:sz w:val="20"/>
-        </w:rPr>
-        <w:t>Positive Marks: 1</w:t>
+        <w:t xml:space="preserve">Positive Marks: 1</w:t>
       </w:r>
     </w:p>
     <w:p>
-      <w:pPr>
-        <w:spacing w:after="160" w:before="0"/>
-      </w:pPr>
       <w:r>
-        <w:rPr>
-          <w:b w:val="0"/>
-          <w:sz w:val="20"/>
-        </w:rPr>
-        <w:t>Negative Marks: 0.25</w:t>
+        <w:t xml:space="preserve">Negative Marks: 0.25</w:t>
       </w:r>
     </w:p>
     <w:p>
-      <w:pPr>
-        <w:spacing w:after="20" w:before="120"/>
-      </w:pPr>
       <w:r>
-        <w:rPr>
-          <w:b/>
-          <w:sz w:val="22"/>
-        </w:rPr>
-        <w:t>Question: Which of the following is the indication to perform suctioning?</w:t>
+        <w:t xml:space="preserve"/>
       </w:r>
     </w:p>
     <w:p>
-      <w:pPr>
-        <w:spacing w:after="0" w:before="0"/>
-      </w:pPr>
       <w:r>
-        <w:rPr>
-          <w:b w:val="0"/>
-          <w:sz w:val="22"/>
-        </w:rPr>
-        <w:t>(a) Normal air entry on auscultation</w:t>
+        <w:t xml:space="preserve">Question: The nurse is caring for a patient with a urinary catheter. Which action is correct?</w:t>
       </w:r>
     </w:p>
     <w:p>
-      <w:pPr>
-        <w:spacing w:after="0" w:before="0"/>
-      </w:pPr>
       <w:r>
-        <w:rPr>
-          <w:b w:val="0"/>
-          <w:sz w:val="22"/>
-        </w:rPr>
-        <w:t>(b) Reduced oxygen saturation levels</w:t>
+        <w:t xml:space="preserve">(a) Keep the drainage bag below the bladder with the tubing free of kinks</w:t>
       </w:r>
     </w:p>
     <w:p>
-      <w:pPr>
-        <w:spacing w:after="0" w:before="0"/>
-      </w:pPr>
       <w:r>
-        <w:rPr>
-          <w:b w:val="0"/>
-          <w:sz w:val="22"/>
-        </w:rPr>
-        <w:t>(c) Normal respiratory rate</w:t>
+        <w:t xml:space="preserve">(b) Raise the bag above the bladder</w:t>
       </w:r>
     </w:p>
     <w:p>
-      <w:pPr>
-        <w:spacing w:after="0" w:before="0"/>
-      </w:pPr>
       <w:r>
-        <w:rPr>
-          <w:b w:val="0"/>
-          <w:sz w:val="22"/>
-        </w:rPr>
-        <w:t>(d) The patient has an effective cough</w:t>
+        <w:t xml:space="preserve">(c) Let the bag touch the floor</w:t>
       </w:r>
     </w:p>
     <w:p>
-      <w:pPr>
-        <w:spacing w:after="0" w:before="40"/>
-      </w:pPr>
       <w:r>
-        <w:rPr>
-          <w:b/>
-          <w:sz w:val="22"/>
-        </w:rPr>
-        <w:t>Answer: b</w:t>
+        <w:t xml:space="preserve">(d) Open the closed system</w:t>
       </w:r>
     </w:p>
     <w:p>
-      <w:pPr>
-        <w:spacing w:after="0" w:before="0"/>
-      </w:pPr>
       <w:r>
-        <w:rPr>
-          <w:b w:val="0"/>
-          <w:sz w:val="21"/>
-        </w:rPr>
-        <w:t>Solution: Reduced oxygen saturation is an indication for suctioning (to clear airway secretions).</w:t>
+        <w:t xml:space="preserve">Answer: a</w:t>
       </w:r>
     </w:p>
     <w:p>
-      <w:pPr>
-        <w:spacing w:after="0" w:before="0"/>
-      </w:pPr>
       <w:r>
-        <w:rPr>
-          <w:b w:val="0"/>
-          <w:sz w:val="20"/>
-        </w:rPr>
-        <w:t>Positive Marks: 1</w:t>
+        <w:t xml:space="preserve">Solution: Catheter care — the bag is kept below the bladder, tubing free of kinks, and the closed system maintained to prevent CAUTI.</w:t>
       </w:r>
     </w:p>
     <w:p>
-      <w:pPr>
-        <w:spacing w:after="160" w:before="0"/>
-      </w:pPr>
       <w:r>
-        <w:rPr>
-          <w:b w:val="0"/>
-          <w:sz w:val="20"/>
-        </w:rPr>
-        <w:t>Negative Marks: 0.25</w:t>
+        <w:t xml:space="preserve">Positive Marks: 1</w:t>
       </w:r>
     </w:p>
     <w:p>
-      <w:pPr>
-        <w:spacing w:after="20" w:before="120"/>
-      </w:pPr>
       <w:r>
-        <w:rPr>
-          <w:b/>
-          <w:sz w:val="22"/>
-        </w:rPr>
-        <w:t>Question: What does DPT stand for?</w:t>
+        <w:t xml:space="preserve">Negative Marks: 0.25</w:t>
       </w:r>
     </w:p>
     <w:p>
-      <w:pPr>
-        <w:spacing w:after="0" w:before="0"/>
-      </w:pPr>
       <w:r>
-        <w:rPr>
-          <w:b w:val="0"/>
-          <w:sz w:val="22"/>
-        </w:rPr>
-        <w:t>(a) Diphtheria, pertussis, tetanus</w:t>
+        <w:t xml:space="preserve"/>
       </w:r>
     </w:p>
     <w:p>
-      <w:pPr>
-        <w:spacing w:after="0" w:before="0"/>
-      </w:pPr>
       <w:r>
-        <w:rPr>
-          <w:b w:val="0"/>
-          <w:sz w:val="22"/>
-        </w:rPr>
-        <w:t>(b) Diphtheria, pertussis, tetany</w:t>
+        <w:t xml:space="preserve">Question: A patient with hypothyroidism is being taught about levothyroxine. The nurse should instruct the patient to:</w:t>
       </w:r>
     </w:p>
     <w:p>
-      <w:pPr>
-        <w:spacing w:after="0" w:before="0"/>
-      </w:pPr>
       <w:r>
-        <w:rPr>
-          <w:b w:val="0"/>
-          <w:sz w:val="22"/>
-        </w:rPr>
-        <w:t>(c) Diphtheria, pertussis, TB</w:t>
+        <w:t xml:space="preserve">(a) Take it on an empty stomach in the morning</w:t>
       </w:r>
     </w:p>
     <w:p>
-      <w:pPr>
-        <w:spacing w:after="0" w:before="0"/>
-      </w:pPr>
       <w:r>
-        <w:rPr>
-          <w:b w:val="0"/>
-          <w:sz w:val="22"/>
-        </w:rPr>
-        <w:t>(d) Diphtheria, polio, tetanus</w:t>
+        <w:t xml:space="preserve">(b) Take it with milk</w:t>
       </w:r>
     </w:p>
     <w:p>
-      <w:pPr>
-        <w:spacing w:after="0" w:before="40"/>
-      </w:pPr>
       <w:r>
-        <w:rPr>
-          <w:b/>
-          <w:sz w:val="22"/>
-        </w:rPr>
-        <w:t>Answer: a</w:t>
+        <w:t xml:space="preserve">(c) Take it with iron</w:t>
       </w:r>
     </w:p>
     <w:p>
-      <w:pPr>
-        <w:spacing w:after="0" w:before="0"/>
-      </w:pPr>
       <w:r>
-        <w:rPr>
-          <w:b w:val="0"/>
-          <w:sz w:val="21"/>
-        </w:rPr>
-        <w:t>Solution: DPT stands for diphtheria, pertussis, tetanus (option a). DPT refers to a combination vaccine that protects against these three diseases. Diphtheria is a bacterial infection that can cause severe respiratory symptoms and complications. Pertussis, also known as whooping cough, is a highly contagious respiratory infection. Tetanus, commonly referred to as lockjaw, is a potentially fatal bacterial infection that affects the muscles and nerves. The DPT vaccine is administered in multiple doses to provide immunity against these diseases, particularly in childhood. It is an essential component of routine immunization programs worldwide.</w:t>
+        <w:t xml:space="preserve">(d) Skip doses</w:t>
       </w:r>
     </w:p>
     <w:p>
-      <w:pPr>
-        <w:spacing w:after="0" w:before="0"/>
-      </w:pPr>
       <w:r>
-        <w:rPr>
-          <w:b w:val="0"/>
-          <w:sz w:val="20"/>
-        </w:rPr>
-        <w:t>Positive Marks: 1</w:t>
+        <w:t xml:space="preserve">Answer: a</w:t>
       </w:r>
     </w:p>
     <w:p>
-      <w:pPr>
-        <w:spacing w:after="160" w:before="0"/>
-      </w:pPr>
       <w:r>
-        <w:rPr>
-          <w:b w:val="0"/>
-          <w:sz w:val="20"/>
-        </w:rPr>
-        <w:t>Negative Marks: 0.25</w:t>
+        <w:t xml:space="preserve">Solution: Levothyroxine is taken on an empty stomach (30–60 min before breakfast) — food, calcium, iron, and antacids reduce absorption.</w:t>
       </w:r>
     </w:p>
     <w:p>
-      <w:pPr>
-        <w:spacing w:after="20" w:before="120"/>
-      </w:pPr>
       <w:r>
-        <w:rPr>
-          <w:b/>
-          <w:sz w:val="22"/>
-        </w:rPr>
-        <w:t>Question: Which vaccine can be frozen?</w:t>
+        <w:t xml:space="preserve">Positive Marks: 1</w:t>
       </w:r>
     </w:p>
     <w:p>
-      <w:pPr>
-        <w:spacing w:after="0" w:before="0"/>
-      </w:pPr>
       <w:r>
-        <w:rPr>
-          <w:b w:val="0"/>
-          <w:sz w:val="22"/>
-        </w:rPr>
-        <w:t>(a) DPT/DT</w:t>
+        <w:t xml:space="preserve">Negative Marks: 0.25</w:t>
       </w:r>
     </w:p>
     <w:p>
-      <w:pPr>
-        <w:spacing w:after="0" w:before="0"/>
-      </w:pPr>
       <w:r>
-        <w:rPr>
-          <w:b w:val="0"/>
-          <w:sz w:val="22"/>
-        </w:rPr>
-        <w:t>(b) MMR</w:t>
+        <w:t xml:space="preserve"/>
       </w:r>
     </w:p>
     <w:p>
-      <w:pPr>
-        <w:spacing w:after="0" w:before="0"/>
-      </w:pPr>
       <w:r>
-        <w:rPr>
-          <w:b w:val="0"/>
-          <w:sz w:val="22"/>
-        </w:rPr>
-        <w:t>(c) BCG</w:t>
+        <w:t xml:space="preserve">Question: A patient at 39 weeks of gestation is in the second stage of labor. The nurse should:</w:t>
       </w:r>
     </w:p>
     <w:p>
-      <w:pPr>
-        <w:spacing w:after="0" w:before="0"/>
-      </w:pPr>
       <w:r>
-        <w:rPr>
-          <w:b w:val="0"/>
-          <w:sz w:val="22"/>
-        </w:rPr>
-        <w:t>(d) polio</w:t>
+        <w:t xml:space="preserve">(a) Coach pushing and monitor the fetal heart rate</w:t>
       </w:r>
     </w:p>
     <w:p>
-      <w:pPr>
-        <w:spacing w:after="0" w:before="40"/>
-      </w:pPr>
       <w:r>
-        <w:rPr>
-          <w:b/>
-          <w:sz w:val="22"/>
-        </w:rPr>
-        <w:t>Answer: b</w:t>
+        <w:t xml:space="preserve">(b) Restrict pushing</w:t>
       </w:r>
     </w:p>
     <w:p>
-      <w:pPr>
-        <w:spacing w:after="0" w:before="0"/>
-      </w:pPr>
       <w:r>
-        <w:rPr>
-          <w:b w:val="0"/>
-          <w:sz w:val="21"/>
-        </w:rPr>
-        <w:t>Solution: Freeze-dried vaccines such as MMR can be stored frozen, whereas liquid vaccines containing adjuvants (DPT, TT, Hepatitis B) must never be frozen.</w:t>
+        <w:t xml:space="preserve">(c) Give sedatives</w:t>
       </w:r>
     </w:p>
     <w:p>
-      <w:pPr>
-        <w:spacing w:after="0" w:before="0"/>
-      </w:pPr>
       <w:r>
-        <w:rPr>
-          <w:b w:val="0"/>
-          <w:sz w:val="20"/>
-        </w:rPr>
-        <w:t>Positive Marks: 1</w:t>
+        <w:t xml:space="preserve">(d) Send the patient for a walk</w:t>
       </w:r>
     </w:p>
     <w:p>
-      <w:pPr>
-        <w:spacing w:after="160" w:before="0"/>
-      </w:pPr>
       <w:r>
-        <w:rPr>
-          <w:b w:val="0"/>
-          <w:sz w:val="20"/>
-        </w:rPr>
-        <w:t>Negative Marks: 0.25</w:t>
+        <w:t xml:space="preserve">Answer: a</w:t>
       </w:r>
     </w:p>
     <w:p>
-      <w:pPr>
-        <w:spacing w:after="20" w:before="120"/>
-      </w:pPr>
       <w:r>
-        <w:rPr>
-          <w:b/>
-          <w:sz w:val="22"/>
-        </w:rPr>
-        <w:t>Question: Which of the following antipsychotic drug causes hyperprolactinemia?</w:t>
+        <w:t xml:space="preserve">Solution: Second stage — the nurse coaches effective pushing, monitors the FHR between contractions, supports the perineum, and prepares for delivery.</w:t>
       </w:r>
     </w:p>
     <w:p>
-      <w:pPr>
-        <w:spacing w:after="0" w:before="0"/>
-      </w:pPr>
       <w:r>
-        <w:rPr>
-          <w:b w:val="0"/>
-          <w:sz w:val="22"/>
-        </w:rPr>
-        <w:t>(a) Quetiapine</w:t>
+        <w:t xml:space="preserve">Positive Marks: 1</w:t>
       </w:r>
     </w:p>
     <w:p>
-      <w:pPr>
-        <w:spacing w:after="0" w:before="0"/>
-      </w:pPr>
       <w:r>
-        <w:rPr>
-          <w:b w:val="0"/>
-          <w:sz w:val="22"/>
-        </w:rPr>
-        <w:t>(b) Olanzapine</w:t>
+        <w:t xml:space="preserve">Negative Marks: 0.25</w:t>
       </w:r>
     </w:p>
     <w:p>
-      <w:pPr>
-        <w:spacing w:after="0" w:before="0"/>
-      </w:pPr>
       <w:r>
-        <w:rPr>
-          <w:b w:val="0"/>
-          <w:sz w:val="22"/>
-        </w:rPr>
-        <w:t>(c) Clozapine</w:t>
+        <w:t xml:space="preserve"/>
       </w:r>
     </w:p>
     <w:p>
-      <w:pPr>
-        <w:spacing w:after="0" w:before="0"/>
-      </w:pPr>
       <w:r>
-        <w:rPr>
-          <w:b w:val="0"/>
-          <w:sz w:val="22"/>
-        </w:rPr>
-        <w:t>(d) Risperidone</w:t>
+        <w:t xml:space="preserve">Question: A 6-month-old infant with bronchiolitis is being assessed. Which finding indicates respiratory distress?</w:t>
       </w:r>
     </w:p>
     <w:p>
-      <w:pPr>
-        <w:spacing w:after="0" w:before="40"/>
-      </w:pPr>
       <w:r>
-        <w:rPr>
-          <w:b/>
-          <w:sz w:val="22"/>
-        </w:rPr>
-        <w:t>Answer: d</w:t>
+        <w:t xml:space="preserve">(a) Nasal flaring, chest retractions, and grunting</w:t>
       </w:r>
     </w:p>
     <w:p>
-      <w:pPr>
-        <w:spacing w:after="0" w:before="0"/>
-      </w:pPr>
       <w:r>
-        <w:rPr>
-          <w:b w:val="0"/>
-          <w:sz w:val="21"/>
-        </w:rPr>
-        <w:t>Solution: The antipsychotic drug that commonly causes hyperprolactinemia is risperidone. Hyperprolactinemia refers to the elevated levels of the hormone prolactin in the blood. Risperidone, an atypical antipsychotic medication, has a relatively high affinity for dopamine D2 receptors in the brain, and blockade of these receptors can result in increased prolactin secretion. Hyperprolactinemia can lead to various symptoms, such as menstrual irregularities, galactorrhea (breast milk production), sexual dysfunction, and bone health issues. Regular monitoring of prolactin levels and appropriate management strategies are necessary when using risperidone to minimize the impact of hyperprolactinemia. "Essential : Neuroscientific Basis and Practical Applications</w:t>
+        <w:t xml:space="preserve">(b) Normal breathing</w:t>
       </w:r>
     </w:p>
     <w:p>
-      <w:pPr>
-        <w:spacing w:after="0" w:before="0"/>
-      </w:pPr>
       <w:r>
-        <w:rPr>
-          <w:b w:val="0"/>
-          <w:sz w:val="20"/>
-        </w:rPr>
-        <w:t>Positive Marks: 1</w:t>
+        <w:t xml:space="preserve">(c) Mild cough only</w:t>
       </w:r>
     </w:p>
     <w:p>
-      <w:pPr>
-        <w:spacing w:after="160" w:before="0"/>
-      </w:pPr>
       <w:r>
-        <w:rPr>
-          <w:b w:val="0"/>
-          <w:sz w:val="20"/>
-        </w:rPr>
-        <w:t>Negative Marks: 0.25</w:t>
+        <w:t xml:space="preserve">(d) Clear nose</w:t>
       </w:r>
     </w:p>
     <w:p>
-      <w:pPr>
-        <w:spacing w:after="20" w:before="120"/>
-      </w:pPr>
       <w:r>
-        <w:rPr>
-          <w:b/>
-          <w:sz w:val="22"/>
-        </w:rPr>
-        <w:t>Question: Deficiency of which vitamin causes defective bone mineralization disorder called rickets?</w:t>
+        <w:t xml:space="preserve">Answer: a</w:t>
       </w:r>
     </w:p>
     <w:p>
-      <w:pPr>
-        <w:spacing w:after="0" w:before="0"/>
-      </w:pPr>
       <w:r>
-        <w:rPr>
-          <w:b w:val="0"/>
-          <w:sz w:val="22"/>
-        </w:rPr>
-        <w:t>(a) Vitamin A</w:t>
+        <w:t xml:space="preserve">Solution: Respiratory distress in bronchiolitis — nasal flaring, intercostal/subcostal retractions, grunting, and tachypnea — requires oxygen and monitoring.</w:t>
       </w:r>
     </w:p>
     <w:p>
-      <w:pPr>
-        <w:spacing w:after="0" w:before="0"/>
-      </w:pPr>
       <w:r>
-        <w:rPr>
-          <w:b w:val="0"/>
-          <w:sz w:val="22"/>
-        </w:rPr>
-        <w:t>(b) Vitamin B</w:t>
+        <w:t xml:space="preserve">Positive Marks: 1</w:t>
       </w:r>
     </w:p>
     <w:p>
-      <w:pPr>
-        <w:spacing w:after="0" w:before="0"/>
-      </w:pPr>
       <w:r>
-        <w:rPr>
-          <w:b w:val="0"/>
-          <w:sz w:val="22"/>
-        </w:rPr>
-        <w:t>(c) Vitamin D</w:t>
+        <w:t xml:space="preserve">Negative Marks: 0.25</w:t>
       </w:r>
     </w:p>
     <w:p>
-      <w:pPr>
-        <w:spacing w:after="0" w:before="0"/>
-      </w:pPr>
       <w:r>
-        <w:rPr>
-          <w:b w:val="0"/>
-          <w:sz w:val="22"/>
-        </w:rPr>
-        <w:t>(d) Vitamin E</w:t>
+        <w:t xml:space="preserve"/>
       </w:r>
     </w:p>
     <w:p>
-      <w:pPr>
-        <w:spacing w:after="0" w:before="40"/>
-      </w:pPr>
       <w:r>
-        <w:rPr>
-          <w:b/>
-          <w:sz w:val="22"/>
-        </w:rPr>
-        <w:t>Answer: c</w:t>
+        <w:t xml:space="preserve">Question: A patient with obsessive-compulsive disorder is being taught about ERP. The nurse should explain that the "response prevention" part means:</w:t>
       </w:r>
     </w:p>
     <w:p>
-      <w:pPr>
-        <w:spacing w:after="0" w:before="0"/>
-      </w:pPr>
       <w:r>
-        <w:rPr>
-          <w:b w:val="0"/>
-          <w:sz w:val="21"/>
-        </w:rPr>
-        <w:t>Solution: Rickets, a defective bone-mineralisation disorder, is caused by deficiency of vitamin D.</w:t>
+        <w:t xml:space="preserve">(a) Resisting the ritual after exposure to the trigger</w:t>
       </w:r>
     </w:p>
     <w:p>
-      <w:pPr>
-        <w:spacing w:after="0" w:before="0"/>
-      </w:pPr>
       <w:r>
-        <w:rPr>
-          <w:b w:val="0"/>
-          <w:sz w:val="20"/>
-        </w:rPr>
-        <w:t>Positive Marks: 1</w:t>
+        <w:t xml:space="preserve">(b) Avoiding the trigger</w:t>
       </w:r>
     </w:p>
     <w:p>
-      <w:pPr>
-        <w:spacing w:after="160" w:before="0"/>
-      </w:pPr>
       <w:r>
-        <w:rPr>
-          <w:b w:val="0"/>
-          <w:sz w:val="20"/>
-        </w:rPr>
-        <w:t>Negative Marks: 0.25</w:t>
+        <w:t xml:space="preserve">(c) Performing the ritual more</w:t>
       </w:r>
     </w:p>
     <w:p>
-      <w:pPr>
-        <w:spacing w:after="20" w:before="120"/>
-      </w:pPr>
       <w:r>
-        <w:rPr>
-          <w:b/>
-          <w:sz w:val="22"/>
-        </w:rPr>
-        <w:t>Question: The reason for polyurea is best defined as:</w:t>
+        <w:t xml:space="preserve">(d) Medication only</w:t>
       </w:r>
     </w:p>
     <w:p>
-      <w:pPr>
-        <w:spacing w:after="0" w:before="0"/>
-      </w:pPr>
       <w:r>
-        <w:rPr>
-          <w:b w:val="0"/>
-          <w:sz w:val="22"/>
-        </w:rPr>
-        <w:t>(a) Lack of urine formation</w:t>
+        <w:t xml:space="preserve">Answer: a</w:t>
       </w:r>
     </w:p>
     <w:p>
-      <w:pPr>
-        <w:spacing w:after="0" w:before="0"/>
-      </w:pPr>
       <w:r>
-        <w:rPr>
-          <w:b w:val="0"/>
-          <w:sz w:val="22"/>
-        </w:rPr>
-        <w:t>(b) Passing too much urine at night</w:t>
+        <w:t xml:space="preserve">Solution: In ERP, the patient is exposed to the anxiety trigger and refrains from the ritual — breaking the obsession-anxiety-ritual cycle.</w:t>
       </w:r>
     </w:p>
     <w:p>
-      <w:pPr>
-        <w:spacing w:after="0" w:before="0"/>
-      </w:pPr>
       <w:r>
-        <w:rPr>
-          <w:b w:val="0"/>
-          <w:sz w:val="22"/>
-        </w:rPr>
-        <w:t>(c) Dark colored urine</w:t>
+        <w:t xml:space="preserve">Positive Marks: 1</w:t>
       </w:r>
     </w:p>
     <w:p>
-      <w:pPr>
-        <w:spacing w:after="0" w:before="0"/>
-      </w:pPr>
       <w:r>
-        <w:rPr>
-          <w:b w:val="0"/>
-          <w:sz w:val="22"/>
-        </w:rPr>
-        <w:t>(d) Diminished ability of the kidneys to concentrate the urine</w:t>
+        <w:t xml:space="preserve">Negative Marks: 0.25</w:t>
       </w:r>
     </w:p>
     <w:p>
-      <w:pPr>
-        <w:spacing w:after="0" w:before="40"/>
-      </w:pPr>
       <w:r>
-        <w:rPr>
-          <w:b/>
-          <w:sz w:val="22"/>
-        </w:rPr>
-        <w:t>Answer: d</w:t>
+        <w:t xml:space="preserve"/>
       </w:r>
     </w:p>
     <w:p>
-      <w:pPr>
-        <w:spacing w:after="0" w:before="0"/>
-      </w:pPr>
       <w:r>
-        <w:rPr>
-          <w:b w:val="0"/>
-          <w:sz w:val="21"/>
-        </w:rPr>
-        <w:t>Solution: Polyuria is best defined as the diminished ability of the kidneys to concentrate urine, producing excessive urine output.</w:t>
+        <w:t xml:space="preserve">Question: The "Pradhan Mantri Bhartiya Janaushadhi Kendra" was launched to make medicines:</w:t>
       </w:r>
     </w:p>
     <w:p>
-      <w:pPr>
-        <w:spacing w:after="0" w:before="0"/>
-      </w:pPr>
       <w:r>
-        <w:rPr>
-          <w:b w:val="0"/>
-          <w:sz w:val="20"/>
-        </w:rPr>
-        <w:t>Positive Marks: 1</w:t>
+        <w:t xml:space="preserve">(a) Affordable for all citizens</w:t>
       </w:r>
     </w:p>
     <w:p>
-      <w:pPr>
-        <w:spacing w:after="160" w:before="0"/>
-      </w:pPr>
       <w:r>
-        <w:rPr>
-          <w:b w:val="0"/>
-          <w:sz w:val="20"/>
-        </w:rPr>
-        <w:t>Negative Marks: 0.25</w:t>
+        <w:t xml:space="preserve">(b) Costlier</w:t>
       </w:r>
     </w:p>
     <w:p>
-      <w:pPr>
-        <w:spacing w:after="20" w:before="120"/>
-      </w:pPr>
       <w:r>
-        <w:rPr>
-          <w:b/>
-          <w:sz w:val="22"/>
-        </w:rPr>
-        <w:t>Question: Which of the following findings suggests worsening condition or severe symptoms of dengue, excluding others?</w:t>
+        <w:t xml:space="preserve">(c) Scarce</w:t>
       </w:r>
     </w:p>
     <w:p>
-      <w:pPr>
-        <w:spacing w:after="0" w:before="0"/>
-      </w:pPr>
       <w:r>
-        <w:rPr>
-          <w:b w:val="0"/>
-          <w:sz w:val="22"/>
-        </w:rPr>
-        <w:t>(a) High grade fever</w:t>
+        <w:t xml:space="preserve">(d) Import-only</w:t>
       </w:r>
     </w:p>
     <w:p>
-      <w:pPr>
-        <w:spacing w:after="0" w:before="0"/>
-      </w:pPr>
       <w:r>
-        <w:rPr>
-          <w:b w:val="0"/>
-          <w:sz w:val="22"/>
-        </w:rPr>
-        <w:t>(b) Severe Abdominal pain</w:t>
+        <w:t xml:space="preserve">Answer: a</w:t>
       </w:r>
     </w:p>
     <w:p>
-      <w:pPr>
-        <w:spacing w:after="0" w:before="0"/>
-      </w:pPr>
       <w:r>
-        <w:rPr>
-          <w:b w:val="0"/>
-          <w:sz w:val="22"/>
-        </w:rPr>
-        <w:t>(c) Blood in vomit or stool</w:t>
+        <w:t xml:space="preserve">Solution: PMBJP makes essential generic medicines affordable — a key initiative for accessible healthcare.</w:t>
       </w:r>
     </w:p>
     <w:p>
-      <w:pPr>
-        <w:spacing w:after="0" w:before="0"/>
-      </w:pPr>
       <w:r>
-        <w:rPr>
-          <w:b w:val="0"/>
-          <w:sz w:val="22"/>
-        </w:rPr>
-        <w:t>(d) Persistent vomiting</w:t>
+        <w:t xml:space="preserve">Positive Marks: 1</w:t>
       </w:r>
     </w:p>
     <w:p>
-      <w:pPr>
-        <w:spacing w:after="0" w:before="40"/>
-      </w:pPr>
       <w:r>
-        <w:rPr>
-          <w:b/>
-          <w:sz w:val="22"/>
-        </w:rPr>
-        <w:t>Answer: a</w:t>
+        <w:t xml:space="preserve">Negative Marks: 0.25</w:t>
       </w:r>
     </w:p>
     <w:p>
-      <w:pPr>
-        <w:spacing w:after="0" w:before="0"/>
-      </w:pPr>
       <w:r>
-        <w:rPr>
-          <w:b w:val="0"/>
-          <w:sz w:val="21"/>
-        </w:rPr>
-        <w:t>Solution: Warning signs of severe dengue include severe abdominal pain, persistent vomiting, mucosal bleeding (blood in vomit or stool), lethargy and fluid accumulation; high-grade fever alone is a general symptom and is not a warning sign.</w:t>
+        <w:t xml:space="preserve"/>
       </w:r>
     </w:p>
     <w:p>
-      <w:pPr>
-        <w:spacing w:after="0" w:before="0"/>
-      </w:pPr>
       <w:r>
-        <w:rPr>
-          <w:b w:val="0"/>
-          <w:sz w:val="20"/>
-        </w:rPr>
-        <w:t>Positive Marks: 1</w:t>
+        <w:t xml:space="preserve">Question: The nurse is to administer 105 mg of a medication. The vial contains 35 mg/mL. The volume to give is:</w:t>
       </w:r>
     </w:p>
     <w:p>
-      <w:pPr>
-        <w:spacing w:after="160" w:before="0"/>
-      </w:pPr>
       <w:r>
-        <w:rPr>
-          <w:b w:val="0"/>
-          <w:sz w:val="20"/>
-        </w:rPr>
-        <w:t>Negative Marks: 0.25</w:t>
+        <w:t xml:space="preserve">(a) 2 mL</w:t>
       </w:r>
     </w:p>
     <w:p>
-      <w:pPr>
-        <w:spacing w:after="20" w:before="120"/>
-      </w:pPr>
       <w:r>
-        <w:rPr>
-          <w:b/>
-          <w:sz w:val="22"/>
-        </w:rPr>
-        <w:t>Question: Effective way to destroy the malaria larva</w:t>
+        <w:t xml:space="preserve">(b) 3 mL</w:t>
       </w:r>
     </w:p>
     <w:p>
-      <w:pPr>
-        <w:spacing w:after="0" w:before="0"/>
-      </w:pPr>
       <w:r>
-        <w:rPr>
-          <w:b w:val="0"/>
-          <w:sz w:val="22"/>
-        </w:rPr>
-        <w:t>(a) Use of Spirit</w:t>
+        <w:t xml:space="preserve">(c) 4 mL</w:t>
       </w:r>
     </w:p>
     <w:p>
-      <w:pPr>
-        <w:spacing w:after="0" w:before="0"/>
-      </w:pPr>
       <w:r>
-        <w:rPr>
-          <w:b w:val="0"/>
-          <w:sz w:val="22"/>
-        </w:rPr>
-        <w:t>(b) Adding chemicals like bleach to the water</w:t>
+        <w:t xml:space="preserve">(d) 5 mL</w:t>
       </w:r>
     </w:p>
     <w:p>
-      <w:pPr>
-        <w:spacing w:after="0" w:before="0"/>
-      </w:pPr>
       <w:r>
-        <w:rPr>
-          <w:b w:val="0"/>
-          <w:sz w:val="22"/>
-        </w:rPr>
-        <w:t>(c) Use of kerosene</w:t>
+        <w:t xml:space="preserve">Answer: b</w:t>
       </w:r>
     </w:p>
     <w:p>
-      <w:pPr>
-        <w:spacing w:after="0" w:before="0"/>
-      </w:pPr>
       <w:r>
-        <w:rPr>
-          <w:b w:val="0"/>
-          <w:sz w:val="22"/>
-        </w:rPr>
-        <w:t>(d) Using gambos fish</w:t>
+        <w:t xml:space="preserve">Solution: Volume = 105 ÷ 35 = 3 mL.</w:t>
       </w:r>
     </w:p>
     <w:p>
-      <w:pPr>
-        <w:spacing w:after="0" w:before="40"/>
-      </w:pPr>
       <w:r>
-        <w:rPr>
-          <w:b/>
-          <w:sz w:val="22"/>
-        </w:rPr>
-        <w:t>Answer: d</w:t>
+        <w:t xml:space="preserve">Positive Marks: 1</w:t>
       </w:r>
     </w:p>
     <w:p>
-      <w:pPr>
-        <w:spacing w:after="0" w:before="0"/>
-      </w:pPr>
       <w:r>
-        <w:rPr>
-          <w:b w:val="0"/>
-          <w:sz w:val="21"/>
-        </w:rPr>
-        <w:t>Solution: Gambusia (larvivorous fish) is an effective biological method to destroy mosquito larvae in water.</w:t>
+        <w:t xml:space="preserve">Negative Marks: 0.25</w:t>
       </w:r>
     </w:p>
     <w:p>
-      <w:pPr>
-        <w:spacing w:after="0" w:before="0"/>
-      </w:pPr>
       <w:r>
-        <w:rPr>
-          <w:b w:val="0"/>
-          <w:sz w:val="20"/>
-        </w:rPr>
-        <w:t>Positive Marks: 1</w:t>
+        <w:t xml:space="preserve"/>
       </w:r>
     </w:p>
     <w:p>
-      <w:pPr>
-        <w:spacing w:after="160" w:before="0"/>
-      </w:pPr>
       <w:r>
-        <w:rPr>
-          <w:b w:val="0"/>
-          <w:sz w:val="20"/>
-        </w:rPr>
-        <w:t>Negative Marks: 0.25</w:t>
+        <w:t xml:space="preserve">Question: The normal adult respiratory rate at rest is:</w:t>
       </w:r>
     </w:p>
     <w:p>
-      <w:pPr>
-        <w:spacing w:after="20" w:before="120"/>
-      </w:pPr>
       <w:r>
-        <w:rPr>
-          <w:b/>
-          <w:sz w:val="22"/>
-        </w:rPr>
-        <w:t>Question: A child having diarrhea shows sunken eyes and is eagerly thirsty. When milk is provided to the baby, it drinks it eagerly. Which type of dehydration is in this patient?</w:t>
+        <w:t xml:space="preserve">(a) 12–20 breaths per minute</w:t>
       </w:r>
     </w:p>
     <w:p>
-      <w:pPr>
-        <w:spacing w:after="0" w:before="0"/>
-      </w:pPr>
       <w:r>
-        <w:rPr>
-          <w:b w:val="0"/>
-          <w:sz w:val="22"/>
-        </w:rPr>
-        <w:t>(a) Norma</w:t>
+        <w:t xml:space="preserve">(b) 30–40 breaths per minute</w:t>
       </w:r>
     </w:p>
     <w:p>
-      <w:pPr>
-        <w:spacing w:after="0" w:before="0"/>
-      </w:pPr>
       <w:r>
-        <w:rPr>
-          <w:b w:val="0"/>
-          <w:sz w:val="22"/>
-        </w:rPr>
-        <w:t>(b) Severe dehydration</w:t>
+        <w:t xml:space="preserve">(c) 4–6 breaths per minute</w:t>
       </w:r>
     </w:p>
     <w:p>
-      <w:pPr>
-        <w:spacing w:after="0" w:before="0"/>
-      </w:pPr>
       <w:r>
-        <w:rPr>
-          <w:b w:val="0"/>
-          <w:sz w:val="22"/>
-        </w:rPr>
-        <w:t>(c) Mild dehydration</w:t>
+        <w:t xml:space="preserve">(d) 50–60 breaths per minute</w:t>
       </w:r>
     </w:p>
     <w:p>
-      <w:pPr>
-        <w:spacing w:after="0" w:before="0"/>
-      </w:pPr>
       <w:r>
-        <w:rPr>
-          <w:b w:val="0"/>
-          <w:sz w:val="22"/>
-        </w:rPr>
-        <w:t>(d) Moderate dehydration</w:t>
+        <w:t xml:space="preserve">Answer: a</w:t>
       </w:r>
     </w:p>
     <w:p>
-      <w:pPr>
-        <w:spacing w:after="0" w:before="40"/>
-      </w:pPr>
       <w:r>
-        <w:rPr>
-          <w:b/>
-          <w:sz w:val="22"/>
-        </w:rPr>
-        <w:t>Answer: d</w:t>
+        <w:t xml:space="preserve">Solution: Normal adult respiratory rate is 12–20 breaths/min.</w:t>
       </w:r>
     </w:p>
     <w:p>
-      <w:pPr>
-        <w:spacing w:after="0" w:before="0"/>
-      </w:pPr>
       <w:r>
-        <w:rPr>
-          <w:b w:val="0"/>
-          <w:sz w:val="21"/>
-        </w:rPr>
-        <w:t>Solution: Sunken eyes with eager drinking after offering fluids indicate moderate dehydration (Plan B: ORS).</w:t>
+        <w:t xml:space="preserve">Positive Marks: 1</w:t>
       </w:r>
     </w:p>
     <w:p>
-      <w:pPr>
-        <w:spacing w:after="0" w:before="0"/>
-      </w:pPr>
       <w:r>
-        <w:rPr>
-          <w:b w:val="0"/>
-          <w:sz w:val="20"/>
-        </w:rPr>
-        <w:t>Positive Marks: 1</w:t>
+        <w:t xml:space="preserve">Negative Marks: 0.25</w:t>
       </w:r>
     </w:p>
     <w:p>
-      <w:pPr>
-        <w:spacing w:after="160" w:before="0"/>
-      </w:pPr>
       <w:r>
-        <w:rPr>
-          <w:b w:val="0"/>
-          <w:sz w:val="20"/>
-        </w:rPr>
-        <w:t>Negative Marks: 0.25</w:t>
+        <w:t xml:space="preserve"/>
       </w:r>
     </w:p>
     <w:p>
-      <w:pPr>
-        <w:spacing w:after="20" w:before="120"/>
-      </w:pPr>
       <w:r>
-        <w:rPr>
-          <w:b/>
-          <w:sz w:val="22"/>
-        </w:rPr>
-        <w:t>Question: The given retractor is used in which of the following surgeries?</w:t>
+        <w:t xml:space="preserve">Question: A patient with a chest tube has the water seal chamber with no fluctuation. The nurse should:</w:t>
       </w:r>
     </w:p>
     <w:p>
-      <w:pPr>
-        <w:spacing w:after="0" w:before="0"/>
-      </w:pPr>
       <w:r>
-        <w:rPr>
-          <w:b w:val="0"/>
-          <w:sz w:val="22"/>
-        </w:rPr>
-        <w:t>(a) Ophthalmic surgeries</w:t>
+        <w:t xml:space="preserve">(a) Assess for tube blockage or lung re-expansion</w:t>
       </w:r>
     </w:p>
     <w:p>
-      <w:pPr>
-        <w:spacing w:after="0" w:before="0"/>
-      </w:pPr>
       <w:r>
-        <w:rPr>
-          <w:b w:val="0"/>
-          <w:sz w:val="22"/>
-        </w:rPr>
-        <w:t>(b) Thyroidectomy</w:t>
+        <w:t xml:space="preserve">(b) Ignore it</w:t>
       </w:r>
     </w:p>
     <w:p>
-      <w:pPr>
-        <w:spacing w:after="0" w:before="0"/>
-      </w:pPr>
       <w:r>
-        <w:rPr>
-          <w:b w:val="0"/>
-          <w:sz w:val="22"/>
-        </w:rPr>
-        <w:t>(c) LSCS</w:t>
+        <w:t xml:space="preserve">(c) Clamp the tube</w:t>
       </w:r>
     </w:p>
     <w:p>
-      <w:pPr>
-        <w:spacing w:after="0" w:before="0"/>
-      </w:pPr>
       <w:r>
-        <w:rPr>
-          <w:b w:val="0"/>
-          <w:sz w:val="22"/>
-        </w:rPr>
-        <w:t>(d) Orthopedic surgeries</w:t>
+        <w:t xml:space="preserve">(d) Disconnect the suction</w:t>
       </w:r>
     </w:p>
     <w:p>
-      <w:pPr>
-        <w:spacing w:after="0" w:before="40"/>
-      </w:pPr>
       <w:r>
-        <w:rPr>
-          <w:b/>
-          <w:sz w:val="22"/>
-        </w:rPr>
-        <w:t>Answer: c</w:t>
+        <w:t xml:space="preserve">Answer: a</w:t>
       </w:r>
     </w:p>
     <w:p>
-      <w:pPr>
-        <w:spacing w:after="0" w:before="0"/>
-      </w:pPr>
       <w:r>
-        <w:rPr>
-          <w:b w:val="0"/>
-          <w:sz w:val="21"/>
-        </w:rPr>
-        <w:t>Solution: The Doyen retractor is a deep abdominal retractor designed for pelvic exposure, commonly used during cesarean (LSCS) delivery.</w:t>
+        <w:t xml:space="preserve">Solution: Absent fluctuation in the water seal may indicate tube occlusion (kink, clot) or full lung expansion — the nurse checks the tubing and correlates with breath sounds/X-ray.</w:t>
       </w:r>
     </w:p>
     <w:p>
-      <w:pPr>
-        <w:spacing w:after="0" w:before="0"/>
-      </w:pPr>
       <w:r>
-        <w:rPr>
-          <w:b w:val="0"/>
-          <w:sz w:val="20"/>
-        </w:rPr>
-        <w:t>Positive Marks: 1</w:t>
+        <w:t xml:space="preserve">Positive Marks: 1</w:t>
       </w:r>
     </w:p>
     <w:p>
-      <w:pPr>
-        <w:spacing w:after="160" w:before="0"/>
-      </w:pPr>
       <w:r>
-        <w:rPr>
-          <w:b w:val="0"/>
-          <w:sz w:val="20"/>
-        </w:rPr>
-        <w:t>Negative Marks: 0.25</w:t>
+        <w:t xml:space="preserve">Negative Marks: 0.25</w:t>
       </w:r>
     </w:p>
     <w:p>
-      <w:pPr>
-        <w:spacing w:after="20" w:before="120"/>
-      </w:pPr>
       <w:r>
-        <w:rPr>
-          <w:b/>
-          <w:sz w:val="22"/>
-        </w:rPr>
-        <w:t>Question: The most accurate method to measure body temperature is:</w:t>
+        <w:t xml:space="preserve">Question: The normal serum total protein level is:</w:t>
       </w:r>
     </w:p>
     <w:p>
-      <w:pPr>
-        <w:spacing w:after="0" w:before="0"/>
-      </w:pPr>
       <w:r>
-        <w:rPr>
-          <w:b w:val="0"/>
-          <w:sz w:val="22"/>
-        </w:rPr>
-        <w:t>(a) Axillary</w:t>
+        <w:t xml:space="preserve">(a) 6–8 g/dL</w:t>
       </w:r>
     </w:p>
     <w:p>
-      <w:pPr>
-        <w:spacing w:after="0" w:before="0"/>
-      </w:pPr>
       <w:r>
-        <w:rPr>
-          <w:b w:val="0"/>
-          <w:sz w:val="22"/>
-        </w:rPr>
-        <w:t>(b) Rectal</w:t>
+        <w:t xml:space="preserve">(b) 2–3 g/dL</w:t>
       </w:r>
     </w:p>
     <w:p>
-      <w:pPr>
-        <w:spacing w:after="0" w:before="0"/>
-      </w:pPr>
       <w:r>
-        <w:rPr>
-          <w:b w:val="0"/>
-          <w:sz w:val="22"/>
-        </w:rPr>
-        <w:t>(c) Oral</w:t>
+        <w:t xml:space="preserve">(c) 10–12 g/dL</w:t>
       </w:r>
     </w:p>
     <w:p>
-      <w:pPr>
-        <w:spacing w:after="0" w:before="0"/>
-      </w:pPr>
       <w:r>
-        <w:rPr>
-          <w:b w:val="0"/>
-          <w:sz w:val="22"/>
-        </w:rPr>
-        <w:t>(d) Tympanic</w:t>
+        <w:t xml:space="preserve">(d) 15–18 g/dL</w:t>
       </w:r>
     </w:p>
     <w:p>
-      <w:pPr>
-        <w:spacing w:after="0" w:before="40"/>
-      </w:pPr>
       <w:r>
-        <w:rPr>
-          <w:b/>
-          <w:sz w:val="22"/>
-        </w:rPr>
-        <w:t>Answer: b</w:t>
+        <w:t xml:space="preserve">Answer: a</w:t>
       </w:r>
     </w:p>
     <w:p>
-      <w:pPr>
-        <w:spacing w:after="0" w:before="0"/>
-      </w:pPr>
       <w:r>
-        <w:rPr>
-          <w:b w:val="0"/>
-          <w:sz w:val="21"/>
-        </w:rPr>
-        <w:t>Solution: Rectal temperature is the most accurate (core temperature), though tympanic and pulmonary artery readings are also core measures.</w:t>
+        <w:t xml:space="preserve">Solution: Normal total protein is 6–8 g/dL (albumin 3.5–5 + globulin 2–3.5 g/dL).</w:t>
       </w:r>
     </w:p>
     <w:p>
-      <w:pPr>
-        <w:spacing w:after="0" w:before="0"/>
-      </w:pPr>
       <w:r>
-        <w:rPr>
-          <w:b w:val="0"/>
-          <w:sz w:val="20"/>
-        </w:rPr>
-        <w:t>Positive Marks: 1</w:t>
+        <w:t xml:space="preserve">Positive Marks: 1</w:t>
       </w:r>
     </w:p>
     <w:p>
-      <w:pPr>
-        <w:spacing w:after="160" w:before="0"/>
-      </w:pPr>
       <w:r>
-        <w:rPr>
-          <w:b w:val="0"/>
-          <w:sz w:val="20"/>
-        </w:rPr>
-        <w:t>Negative Marks: 0.25</w:t>
+        <w:t xml:space="preserve">Negative Marks: 0.25</w:t>
       </w:r>
     </w:p>
     <w:p>
-      <w:pPr>
-        <w:spacing w:after="20" w:before="120"/>
-      </w:pPr>
       <w:r>
-        <w:rPr>
-          <w:b/>
-          <w:sz w:val="22"/>
-        </w:rPr>
-        <w:t>Question: Discarded cardboard packaging boxes and non-contaminated paper waste belong in which waste bin?</w:t>
+        <w:t xml:space="preserve"/>
       </w:r>
     </w:p>
     <w:p>
-      <w:pPr>
-        <w:spacing w:after="0" w:before="0"/>
-      </w:pPr>
       <w:r>
-        <w:rPr>
-          <w:b w:val="0"/>
-          <w:sz w:val="22"/>
-        </w:rPr>
-        <w:t>(a) Black / General waste bin</w:t>
+        <w:t xml:space="preserve">Question: The nurse is caring for a patient with a colostomy. Which statement indicates correct understanding of pouch care?</w:t>
       </w:r>
     </w:p>
     <w:p>
-      <w:pPr>
-        <w:spacing w:after="0" w:before="0"/>
-      </w:pPr>
       <w:r>
-        <w:rPr>
-          <w:b w:val="0"/>
-          <w:sz w:val="22"/>
-        </w:rPr>
-        <w:t>(b) Blue bin</w:t>
+        <w:t xml:space="preserve">(a) "I will empty the pouch when it is one-third to half full."</w:t>
       </w:r>
     </w:p>
     <w:p>
-      <w:pPr>
-        <w:spacing w:after="0" w:before="0"/>
-      </w:pPr>
       <w:r>
-        <w:rPr>
-          <w:b w:val="0"/>
-          <w:sz w:val="22"/>
-        </w:rPr>
-        <w:t>(c) Yellow bin</w:t>
+        <w:t xml:space="preserve">(b) "I will leave it until it leaks."</w:t>
       </w:r>
     </w:p>
     <w:p>
-      <w:pPr>
-        <w:spacing w:after="0" w:before="0"/>
-      </w:pPr>
       <w:r>
-        <w:rPr>
-          <w:b w:val="0"/>
-          <w:sz w:val="22"/>
-        </w:rPr>
-        <w:t>(d) Red bin</w:t>
+        <w:t xml:space="preserve">(c) "I will scrub the stoma with alcohol."</w:t>
       </w:r>
     </w:p>
     <w:p>
-      <w:pPr>
-        <w:spacing w:after="0" w:before="40"/>
-      </w:pPr>
       <w:r>
-        <w:rPr>
-          <w:b/>
-          <w:sz w:val="22"/>
-        </w:rPr>
-        <w:t>Answer: a</w:t>
+        <w:t xml:space="preserve">(d) "I will change the pouch daily regardless."</w:t>
       </w:r>
     </w:p>
     <w:p>
-      <w:pPr>
-        <w:spacing w:after="0" w:before="0"/>
-      </w:pPr>
       <w:r>
-        <w:rPr>
-          <w:b w:val="0"/>
-          <w:sz w:val="21"/>
-        </w:rPr>
-        <w:t>Solution: Non-infectious general municipal waste like paper boxes, wrappers, and food scraps are placed in the Black/Green municipal waste bin.</w:t>
+        <w:t xml:space="preserve">Answer: a</w:t>
       </w:r>
     </w:p>
     <w:p>
-      <w:pPr>
-        <w:spacing w:after="0" w:before="0"/>
-      </w:pPr>
       <w:r>
-        <w:rPr>
-          <w:b w:val="0"/>
-          <w:sz w:val="20"/>
-        </w:rPr>
-        <w:t>Positive Marks: 1</w:t>
+        <w:t xml:space="preserve">Solution: The pouch is emptied when one-third to half full to prevent leakage; the stoma is cleaned gently with warm water; changing frequency depends on the pouch type.</w:t>
       </w:r>
     </w:p>
     <w:p>
-      <w:pPr>
-        <w:spacing w:after="160" w:before="0"/>
-      </w:pPr>
       <w:r>
-        <w:rPr>
-          <w:b w:val="0"/>
-          <w:sz w:val="20"/>
-        </w:rPr>
-        <w:t>Negative Marks: 0.25</w:t>
+        <w:t xml:space="preserve">Positive Marks: 1</w:t>
       </w:r>
     </w:p>
     <w:p>
-      <w:pPr>
-        <w:spacing w:after="20" w:before="120"/>
-      </w:pPr>
       <w:r>
-        <w:rPr>
-          <w:b/>
-          <w:sz w:val="22"/>
-        </w:rPr>
-        <w:t>Question: What should be the immediate action in cases of severe bleeding?</w:t>
+        <w:t xml:space="preserve">Negative Marks: 0.25</w:t>
       </w:r>
     </w:p>
     <w:p>
-      <w:pPr>
-        <w:spacing w:after="0" w:before="0"/>
-      </w:pPr>
       <w:r>
-        <w:rPr>
-          <w:b w:val="0"/>
-          <w:sz w:val="22"/>
-        </w:rPr>
-        <w:t>(a) apply pressure to the wound</w:t>
+        <w:t xml:space="preserve"/>
       </w:r>
     </w:p>
     <w:p>
-      <w:pPr>
-        <w:spacing w:after="0" w:before="0"/>
-      </w:pPr>
       <w:r>
-        <w:rPr>
-          <w:b w:val="0"/>
-          <w:sz w:val="22"/>
-        </w:rPr>
-        <w:t>(b) put a dressing over the wound</w:t>
+        <w:t xml:space="preserve">Question: A patient with acute pancreatitis is being managed. The nurse should:</w:t>
       </w:r>
     </w:p>
     <w:p>
-      <w:pPr>
-        <w:spacing w:after="0" w:before="0"/>
-      </w:pPr>
       <w:r>
-        <w:rPr>
-          <w:b w:val="0"/>
-          <w:sz w:val="22"/>
-        </w:rPr>
-        <w:t>(c) call for medical assistance</w:t>
+        <w:t xml:space="preserve">(a) Keep the patient NPO, give IV fluids, and monitor enzymes</w:t>
       </w:r>
     </w:p>
     <w:p>
-      <w:pPr>
-        <w:spacing w:after="0" w:before="0"/>
-      </w:pPr>
       <w:r>
-        <w:rPr>
-          <w:b w:val="0"/>
-          <w:sz w:val="22"/>
-        </w:rPr>
-        <w:t>(d) cover it with a pad of soft material</w:t>
+        <w:t xml:space="preserve">(b) Give a high-fat meal</w:t>
       </w:r>
     </w:p>
     <w:p>
-      <w:pPr>
-        <w:spacing w:after="0" w:before="40"/>
-      </w:pPr>
       <w:r>
-        <w:rPr>
-          <w:b/>
-          <w:sz w:val="22"/>
-        </w:rPr>
-        <w:t>Answer: a</w:t>
+        <w:t xml:space="preserve">(c) Give oral fluids</w:t>
       </w:r>
     </w:p>
     <w:p>
-      <w:pPr>
-        <w:spacing w:after="0" w:before="0"/>
-      </w:pPr>
       <w:r>
-        <w:rPr>
-          <w:b w:val="0"/>
-          <w:sz w:val="21"/>
-        </w:rPr>
-        <w:t>Solution: The immediate action in severe bleeding is to apply firm direct pressure over the wound.</w:t>
+        <w:t xml:space="preserve">(d) Skip monitoring</w:t>
       </w:r>
     </w:p>
     <w:p>
-      <w:pPr>
-        <w:spacing w:after="0" w:before="0"/>
-      </w:pPr>
       <w:r>
-        <w:rPr>
-          <w:b w:val="0"/>
-          <w:sz w:val="20"/>
-        </w:rPr>
-        <w:t>Positive Marks: 1</w:t>
+        <w:t xml:space="preserve">Answer: a</w:t>
       </w:r>
     </w:p>
     <w:p>
-      <w:pPr>
-        <w:spacing w:after="160" w:before="0"/>
-      </w:pPr>
       <w:r>
-        <w:rPr>
-          <w:b w:val="0"/>
-          <w:sz w:val="20"/>
-        </w:rPr>
-        <w:t>Negative Marks: 0.25</w:t>
+        <w:t xml:space="preserve">Solution: Acute pancreatitis — NPO (pancreatic rest), IV fluids, analgesia, and monitoring of amylase/lipase and electrolytes.</w:t>
       </w:r>
     </w:p>
     <w:p>
-      <w:pPr>
-        <w:spacing w:after="20" w:before="120"/>
-      </w:pPr>
       <w:r>
-        <w:rPr>
-          <w:b/>
-          <w:sz w:val="22"/>
-        </w:rPr>
-        <w:t>Question: Non-stress test is said to be normal if there are:</w:t>
+        <w:t xml:space="preserve">Positive Marks: 1</w:t>
       </w:r>
     </w:p>
     <w:p>
-      <w:pPr>
-        <w:spacing w:after="0" w:before="0"/>
-      </w:pPr>
       <w:r>
-        <w:rPr>
-          <w:b w:val="0"/>
-          <w:sz w:val="22"/>
-        </w:rPr>
-        <w:t>(a) 2 or more FHR accelerations during a 20 min period</w:t>
+        <w:t xml:space="preserve">Negative Marks: 0.25</w:t>
       </w:r>
     </w:p>
     <w:p>
-      <w:pPr>
-        <w:spacing w:after="0" w:before="0"/>
-      </w:pPr>
       <w:r>
-        <w:rPr>
-          <w:b w:val="0"/>
-          <w:sz w:val="22"/>
-        </w:rPr>
-        <w:t>(b) 2 or more FHR accelerations in a 40 min period</w:t>
+        <w:t xml:space="preserve"/>
       </w:r>
     </w:p>
     <w:p>
-      <w:pPr>
-        <w:spacing w:after="0" w:before="0"/>
-      </w:pPr>
       <w:r>
-        <w:rPr>
-          <w:b w:val="0"/>
-          <w:sz w:val="22"/>
-        </w:rPr>
-        <w:t>(c) No decelerations during a 40 min observation</w:t>
+        <w:t xml:space="preserve">Question: A patient at 33 weeks of gestation is diagnosed with gestational diabetes. The nurse should teach the patient that:</w:t>
       </w:r>
     </w:p>
     <w:p>
-      <w:pPr>
-        <w:spacing w:after="0" w:before="0"/>
-      </w:pPr>
       <w:r>
-        <w:rPr>
-          <w:b w:val="0"/>
-          <w:sz w:val="22"/>
-        </w:rPr>
-        <w:t>(d) No accelerations during a 40 min observation</w:t>
+        <w:t xml:space="preserve">(a) Blood glucose control reduces risks to mother and baby</w:t>
       </w:r>
     </w:p>
     <w:p>
-      <w:pPr>
-        <w:spacing w:after="0" w:before="40"/>
-      </w:pPr>
       <w:r>
-        <w:rPr>
-          <w:b/>
-          <w:sz w:val="22"/>
-        </w:rPr>
-        <w:t>Answer: a</w:t>
+        <w:t xml:space="preserve">(b) Diet is irrelevant</w:t>
       </w:r>
     </w:p>
     <w:p>
-      <w:pPr>
-        <w:spacing w:after="0" w:before="0"/>
-      </w:pPr>
       <w:r>
-        <w:rPr>
-          <w:b w:val="0"/>
-          <w:sz w:val="21"/>
-        </w:rPr>
-        <w:t>Solution: A non-stress test is reactive (normal) when there are 2 or more fetal heart rate accelerations in a 20-minute period.</w:t>
+        <w:t xml:space="preserve">(c) Monitoring is unnecessary</w:t>
       </w:r>
     </w:p>
     <w:p>
-      <w:pPr>
-        <w:spacing w:after="0" w:before="0"/>
-      </w:pPr>
       <w:r>
-        <w:rPr>
-          <w:b w:val="0"/>
-          <w:sz w:val="20"/>
-        </w:rPr>
-        <w:t>Positive Marks: 1</w:t>
+        <w:t xml:space="preserve">(d) Insulin always harms the baby</w:t>
       </w:r>
     </w:p>
     <w:p>
-      <w:pPr>
-        <w:spacing w:after="160" w:before="0"/>
-      </w:pPr>
       <w:r>
-        <w:rPr>
-          <w:b w:val="0"/>
-          <w:sz w:val="20"/>
-        </w:rPr>
-        <w:t>Negative Marks: 0.25</w:t>
+        <w:t xml:space="preserve">Answer: a</w:t>
       </w:r>
     </w:p>
     <w:p>
-      <w:pPr>
-        <w:spacing w:after="20" w:before="120"/>
-      </w:pPr>
       <w:r>
-        <w:rPr>
-          <w:b/>
-          <w:sz w:val="22"/>
-        </w:rPr>
-        <w:t>Question: If fat emulsification/cracking is observed in a TPN (Total Parenteral Nutrition) lipid bag, the nurse's immediate action is</w:t>
+        <w:t xml:space="preserve">Solution: GDM — glucose control through diet, exercise, and (if needed) insulin reduces macrosomia and neonatal complications. The nurse teaches monitoring and follow-up.</w:t>
       </w:r>
     </w:p>
     <w:p>
-      <w:pPr>
-        <w:spacing w:after="0" w:before="0"/>
-      </w:pPr>
       <w:r>
-        <w:rPr>
-          <w:b w:val="0"/>
-          <w:sz w:val="22"/>
-        </w:rPr>
-        <w:t>(a) Stop infusion and replace with a fresh TPN bag</w:t>
+        <w:t xml:space="preserve">Positive Marks: 1</w:t>
       </w:r>
     </w:p>
     <w:p>
-      <w:pPr>
-        <w:spacing w:after="0" w:before="0"/>
-      </w:pPr>
       <w:r>
-        <w:rPr>
-          <w:b w:val="0"/>
-          <w:sz w:val="22"/>
-        </w:rPr>
-        <w:t>(b) Increase infusion rate</w:t>
+        <w:t xml:space="preserve">Negative Marks: 0.25</w:t>
       </w:r>
     </w:p>
     <w:p>
-      <w:pPr>
-        <w:spacing w:after="0" w:before="0"/>
-      </w:pPr>
       <w:r>
-        <w:rPr>
-          <w:b w:val="0"/>
-          <w:sz w:val="22"/>
-        </w:rPr>
-        <w:t>(c) Continue infusion normally</w:t>
+        <w:t xml:space="preserve"/>
       </w:r>
     </w:p>
     <w:p>
-      <w:pPr>
-        <w:spacing w:after="0" w:before="0"/>
-      </w:pPr>
       <w:r>
-        <w:rPr>
-          <w:b w:val="0"/>
-          <w:sz w:val="22"/>
-        </w:rPr>
-        <w:t>(d) Vigorously shake/rub the bag</w:t>
+        <w:t xml:space="preserve">Question: A 3-year-old child with croup has a barking cough. The nurse should:</w:t>
       </w:r>
     </w:p>
     <w:p>
-      <w:pPr>
-        <w:spacing w:after="0" w:before="40"/>
-      </w:pPr>
       <w:r>
-        <w:rPr>
-          <w:b/>
-          <w:sz w:val="22"/>
-        </w:rPr>
-        <w:t>Answer: a</w:t>
+        <w:t xml:space="preserve">(a) Keep the child calm and offer cool mist</w:t>
       </w:r>
     </w:p>
     <w:p>
-      <w:pPr>
-        <w:spacing w:after="0" w:before="0"/>
-      </w:pPr>
       <w:r>
-        <w:rPr>
-          <w:b w:val="0"/>
-          <w:sz w:val="21"/>
-        </w:rPr>
-        <w:t>Solution: Fat emulsion separation (cracking/oiling) forms large fat globules that can cause fat embolism if infused. The bag must be discarded immediately.</w:t>
+        <w:t xml:space="preserve">(b) Make the child cry</w:t>
       </w:r>
     </w:p>
     <w:p>
-      <w:pPr>
-        <w:spacing w:after="0" w:before="0"/>
-      </w:pPr>
       <w:r>
-        <w:rPr>
-          <w:b w:val="0"/>
-          <w:sz w:val="20"/>
-        </w:rPr>
-        <w:t>Positive Marks: 1</w:t>
+        <w:t xml:space="preserve">(c) Give cough syrup</w:t>
       </w:r>
     </w:p>
     <w:p>
-      <w:pPr>
-        <w:spacing w:after="160" w:before="0"/>
-      </w:pPr>
       <w:r>
-        <w:rPr>
-          <w:b w:val="0"/>
-          <w:sz w:val="20"/>
-        </w:rPr>
-        <w:t>Negative Marks: 0.25</w:t>
+        <w:t xml:space="preserve">(d) Position the child flat</w:t>
       </w:r>
     </w:p>
     <w:p>
-      <w:pPr>
-        <w:spacing w:after="20" w:before="120"/>
-      </w:pPr>
       <w:r>
-        <w:rPr>
-          <w:b/>
-          <w:sz w:val="22"/>
-        </w:rPr>
-        <w:t>Question: A schizophrenic client who is experiencing thoughts of having special powers states that I am a messenger from another planet and can rule the earth. The nurse assesses this behavior as:</w:t>
+        <w:t xml:space="preserve">Answer: a</w:t>
       </w:r>
     </w:p>
     <w:p>
-      <w:pPr>
-        <w:spacing w:after="0" w:before="0"/>
-      </w:pPr>
       <w:r>
-        <w:rPr>
-          <w:b w:val="0"/>
-          <w:sz w:val="22"/>
-        </w:rPr>
-        <w:t>(a) Ideas of reference</w:t>
+        <w:t xml:space="preserve">Solution: Croup — keeping the child calm (crying worsens airway edema), cool mist, and monitoring for stridor/respiratory distress.</w:t>
       </w:r>
     </w:p>
     <w:p>
-      <w:pPr>
-        <w:spacing w:after="0" w:before="0"/>
-      </w:pPr>
       <w:r>
-        <w:rPr>
-          <w:b w:val="0"/>
-          <w:sz w:val="22"/>
-        </w:rPr>
-        <w:t>(b) Thought broadcasting</w:t>
+        <w:t xml:space="preserve">Positive Marks: 1</w:t>
       </w:r>
     </w:p>
     <w:p>
-      <w:pPr>
-        <w:spacing w:after="0" w:before="0"/>
-      </w:pPr>
       <w:r>
-        <w:rPr>
-          <w:b w:val="0"/>
-          <w:sz w:val="22"/>
-        </w:rPr>
-        <w:t>(c) Delusions of persecution</w:t>
+        <w:t xml:space="preserve">Negative Marks: 0.25</w:t>
       </w:r>
     </w:p>
     <w:p>
-      <w:pPr>
-        <w:spacing w:after="0" w:before="0"/>
-      </w:pPr>
       <w:r>
-        <w:rPr>
-          <w:b w:val="0"/>
-          <w:sz w:val="22"/>
-        </w:rPr>
-        <w:t>(d) Delusions of grandeur</w:t>
+        <w:t xml:space="preserve"/>
       </w:r>
     </w:p>
     <w:p>
-      <w:pPr>
-        <w:spacing w:after="0" w:before="40"/>
-      </w:pPr>
       <w:r>
-        <w:rPr>
-          <w:b/>
-          <w:sz w:val="22"/>
-        </w:rPr>
-        <w:t>Answer: d</w:t>
+        <w:t xml:space="preserve">Question: A patient with an anxiety disorder is being prescribed an SSRI. Which side effect may occur early in treatment?</w:t>
       </w:r>
     </w:p>
     <w:p>
-      <w:pPr>
-        <w:spacing w:after="0" w:before="0"/>
-      </w:pPr>
       <w:r>
-        <w:rPr>
-          <w:b w:val="0"/>
-          <w:sz w:val="21"/>
-        </w:rPr>
-        <w:t>Solution: The behavior of a schizophrenic client experiencing thoughts of having special powers and stating "I am a messenger from another planet and can rule the earth" is assessed by the nurse as delusions of grandeur. Delusions of grandeur are a type of delusion where the individual has an exaggerated sense of their own importance, power, knowledge, or identity. They may believe they have special abilities or connections to supernatural beings. Delusions of grandeur are common in individuals with schizophrenia and can be challenging to treat.</w:t>
+        <w:t xml:space="preserve">(a) Nausea and headache</w:t>
       </w:r>
     </w:p>
     <w:p>
-      <w:pPr>
-        <w:spacing w:after="0" w:before="0"/>
-      </w:pPr>
       <w:r>
-        <w:rPr>
-          <w:b w:val="0"/>
-          <w:sz w:val="20"/>
-        </w:rPr>
-        <w:t>Positive Marks: 1</w:t>
+        <w:t xml:space="preserve">(b) Hyperkalemia</w:t>
       </w:r>
     </w:p>
     <w:p>
-      <w:pPr>
-        <w:spacing w:after="160" w:before="0"/>
-      </w:pPr>
       <w:r>
-        <w:rPr>
-          <w:b w:val="0"/>
-          <w:sz w:val="20"/>
-        </w:rPr>
-        <w:t>Negative Marks: 0.25</w:t>
+        <w:t xml:space="preserve">(c) Bradycardia</w:t>
       </w:r>
     </w:p>
     <w:p>
-      <w:pPr>
-        <w:spacing w:after="20" w:before="120"/>
-      </w:pPr>
       <w:r>
-        <w:rPr>
-          <w:b/>
-          <w:sz w:val="22"/>
-        </w:rPr>
-        <w:t>Question: Which of the following vaccine is kept in freezer compartment in refrigerator?</w:t>
+        <w:t xml:space="preserve">(d) Constipation only</w:t>
       </w:r>
     </w:p>
     <w:p>
-      <w:pPr>
-        <w:spacing w:after="0" w:before="0"/>
-      </w:pPr>
       <w:r>
-        <w:rPr>
-          <w:b w:val="0"/>
-          <w:sz w:val="22"/>
-        </w:rPr>
-        <w:t>(a) DPT</w:t>
+        <w:t xml:space="preserve">Answer: a</w:t>
       </w:r>
     </w:p>
     <w:p>
-      <w:pPr>
-        <w:spacing w:after="0" w:before="0"/>
-      </w:pPr>
       <w:r>
-        <w:rPr>
-          <w:b w:val="0"/>
-          <w:sz w:val="22"/>
-        </w:rPr>
-        <w:t>(b) Measles</w:t>
+        <w:t xml:space="preserve">Solution: Early SSRI side effects — nausea, headache, insomnia/sedation — usually subside within weeks; the nurse supports adherence during the initial period.</w:t>
       </w:r>
     </w:p>
     <w:p>
-      <w:pPr>
-        <w:spacing w:after="0" w:before="0"/>
-      </w:pPr>
       <w:r>
-        <w:rPr>
-          <w:b w:val="0"/>
-          <w:sz w:val="22"/>
-        </w:rPr>
-        <w:t>(c) T.T</w:t>
+        <w:t xml:space="preserve">Positive Marks: 1</w:t>
       </w:r>
     </w:p>
     <w:p>
-      <w:pPr>
-        <w:spacing w:after="0" w:before="0"/>
-      </w:pPr>
       <w:r>
-        <w:rPr>
-          <w:b w:val="0"/>
-          <w:sz w:val="22"/>
-        </w:rPr>
-        <w:t>(d) Hepatitis B</w:t>
+        <w:t xml:space="preserve">Negative Marks: 0.25</w:t>
       </w:r>
     </w:p>
     <w:p>
-      <w:pPr>
-        <w:spacing w:after="0" w:before="40"/>
-      </w:pPr>
       <w:r>
-        <w:rPr>
-          <w:b/>
-          <w:sz w:val="22"/>
-        </w:rPr>
-        <w:t>Answer: c</w:t>
+        <w:t xml:space="preserve"/>
       </w:r>
     </w:p>
     <w:p>
-      <w:pPr>
-        <w:spacing w:after="0" w:before="0"/>
-      </w:pPr>
       <w:r>
-        <w:rPr>
-          <w:b w:val="0"/>
-          <w:sz w:val="21"/>
-        </w:rPr>
-        <w:t>Solution: The vaccine that is kept in the freezer compartment of a refrigerator is the Measles vaccine. Measles vaccine, like many other live vaccines, needs to be stored at low temperatures to maintain its efficacy. The recommended storage temperature for the measles vaccine is between -50°C and -15°C. This temperature range ensures that the vaccine remains stable and retains its potency. The freezer compartment of a refrigerator provides the necessary cold storage for vaccines that require ultra-low temperatures. Important instruments in OBE vaccine</w:t>
+        <w:t xml:space="preserve">Question: The "Pradhan Mantri Bhartiya Janaushadhi Kendra" outlets are located:</w:t>
       </w:r>
     </w:p>
     <w:p>
-      <w:pPr>
-        <w:spacing w:after="0" w:before="0"/>
-      </w:pPr>
       <w:r>
-        <w:rPr>
-          <w:b w:val="0"/>
-          <w:sz w:val="20"/>
-        </w:rPr>
-        <w:t>Positive Marks: 1</w:t>
+        <w:t xml:space="preserve">(a) Across India including hospitals and public places</w:t>
       </w:r>
     </w:p>
     <w:p>
-      <w:pPr>
-        <w:spacing w:after="160" w:before="0"/>
-      </w:pPr>
       <w:r>
-        <w:rPr>
-          <w:b w:val="0"/>
-          <w:sz w:val="20"/>
-        </w:rPr>
-        <w:t>Negative Marks: 0.25</w:t>
+        <w:t xml:space="preserve">(b) Only in one city</w:t>
       </w:r>
     </w:p>
     <w:p>
-      <w:pPr>
-        <w:spacing w:after="20" w:before="120"/>
-      </w:pPr>
       <w:r>
-        <w:rPr>
-          <w:b/>
-          <w:sz w:val="22"/>
-        </w:rPr>
-        <w:t>Question: If a doctor orders three types of medications for a 2-year-old baby, including methotrexate 100 mg, hydroxyzine 50 mg and paracetamol 150 mg, to be given once daily, and all medications are available in 100 mg/ml injections, what is the total required dose for the patient?</w:t>
+        <w:t xml:space="preserve">(c) Only abroad</w:t>
       </w:r>
     </w:p>
     <w:p>
-      <w:pPr>
-        <w:spacing w:after="0" w:before="0"/>
-      </w:pPr>
       <w:r>
-        <w:rPr>
-          <w:b w:val="0"/>
-          <w:sz w:val="22"/>
-        </w:rPr>
-        <w:t>(a) 2.5 ml</w:t>
+        <w:t xml:space="preserve">(d) Only in factories</w:t>
       </w:r>
     </w:p>
     <w:p>
-      <w:pPr>
-        <w:spacing w:after="0" w:before="0"/>
-      </w:pPr>
       <w:r>
-        <w:rPr>
-          <w:b w:val="0"/>
-          <w:sz w:val="22"/>
-        </w:rPr>
-        <w:t>(b) 1.5 ml</w:t>
+        <w:t xml:space="preserve">Answer: a</w:t>
       </w:r>
     </w:p>
     <w:p>
-      <w:pPr>
-        <w:spacing w:after="0" w:before="0"/>
-      </w:pPr>
       <w:r>
-        <w:rPr>
-          <w:b w:val="0"/>
-          <w:sz w:val="22"/>
-        </w:rPr>
-        <w:t>(c) 2.0 ml</w:t>
+        <w:t xml:space="preserve">Solution: Jan Aushadhi Kendras are set up across India — in hospitals, clinics, and public places — expanding affordable medicine access.</w:t>
       </w:r>
     </w:p>
     <w:p>
-      <w:pPr>
-        <w:spacing w:after="0" w:before="0"/>
-      </w:pPr>
       <w:r>
-        <w:rPr>
-          <w:b w:val="0"/>
-          <w:sz w:val="22"/>
-        </w:rPr>
-        <w:t>(d) 3.0 ml</w:t>
+        <w:t xml:space="preserve">Positive Marks: 1</w:t>
       </w:r>
     </w:p>
     <w:p>
-      <w:pPr>
-        <w:spacing w:after="0" w:before="40"/>
-      </w:pPr>
       <w:r>
-        <w:rPr>
-          <w:b/>
-          <w:sz w:val="22"/>
-        </w:rPr>
-        <w:t>Answer: d</w:t>
+        <w:t xml:space="preserve">Negative Marks: 0.25</w:t>
       </w:r>
     </w:p>
     <w:p>
-      <w:pPr>
-        <w:spacing w:after="0" w:before="0"/>
-      </w:pPr>
       <w:r>
-        <w:rPr>
-          <w:b w:val="0"/>
-          <w:sz w:val="21"/>
-        </w:rPr>
-        <w:t>Solution: Total dose = 100 + 50 + 150 = 300 mg. Since the drugs are available as 100 mg/ml, the total volume = 300/100 = 3.0 ml.</w:t>
+        <w:t xml:space="preserve"/>
       </w:r>
     </w:p>
     <w:p>
-      <w:pPr>
-        <w:spacing w:after="0" w:before="0"/>
-      </w:pPr>
       <w:r>
-        <w:rPr>
-          <w:b w:val="0"/>
-          <w:sz w:val="20"/>
-        </w:rPr>
-        <w:t>Positive Marks: 1</w:t>
+        <w:t xml:space="preserve">Question: The nurse is to give 0.45 g of a medication. The vial contains 150 mg/mL. The volume to give is:</w:t>
       </w:r>
     </w:p>
     <w:p>
-      <w:pPr>
-        <w:spacing w:after="160" w:before="0"/>
-      </w:pPr>
       <w:r>
-        <w:rPr>
-          <w:b w:val="0"/>
-          <w:sz w:val="20"/>
-        </w:rPr>
-        <w:t>Negative Marks: 0.25</w:t>
+        <w:t xml:space="preserve">(a) 2 mL</w:t>
       </w:r>
     </w:p>
     <w:p>
-      <w:pPr>
-        <w:spacing w:after="20" w:before="120"/>
-      </w:pPr>
       <w:r>
-        <w:rPr>
-          <w:b/>
-          <w:sz w:val="22"/>
-        </w:rPr>
-        <w:t>Question: All of of this is seen in anorexia nervosa except</w:t>
+        <w:t xml:space="preserve">(b) 3 mL</w:t>
       </w:r>
     </w:p>
     <w:p>
-      <w:pPr>
-        <w:spacing w:after="0" w:before="0"/>
-      </w:pPr>
       <w:r>
-        <w:rPr>
-          <w:b w:val="0"/>
-          <w:sz w:val="22"/>
-        </w:rPr>
-        <w:t>(a) Osteoporosis</w:t>
+        <w:t xml:space="preserve">(c) 4 mL</w:t>
       </w:r>
     </w:p>
     <w:p>
-      <w:pPr>
-        <w:spacing w:after="0" w:before="0"/>
-      </w:pPr>
       <w:r>
-        <w:rPr>
-          <w:b w:val="0"/>
-          <w:sz w:val="22"/>
-        </w:rPr>
-        <w:t>(b) Myocardial hypertrophy</w:t>
+        <w:t xml:space="preserve">(d) 5 mL</w:t>
       </w:r>
     </w:p>
     <w:p>
-      <w:pPr>
-        <w:spacing w:after="0" w:before="0"/>
-      </w:pPr>
       <w:r>
-        <w:rPr>
-          <w:b w:val="0"/>
-          <w:sz w:val="22"/>
-        </w:rPr>
-        <w:t>(c) Electrolyte imbalance</w:t>
+        <w:t xml:space="preserve">Answer: b</w:t>
       </w:r>
     </w:p>
     <w:p>
-      <w:pPr>
-        <w:spacing w:after="0" w:before="0"/>
-      </w:pPr>
       <w:r>
-        <w:rPr>
-          <w:b w:val="0"/>
-          <w:sz w:val="22"/>
-        </w:rPr>
-        <w:t>(d) Menorrhagia</w:t>
+        <w:t xml:space="preserve">Solution: 0.45 g = 450 mg. Volume = 450 ÷ 150 = 3 mL.</w:t>
       </w:r>
     </w:p>
     <w:p>
-      <w:pPr>
-        <w:spacing w:after="0" w:before="40"/>
-      </w:pPr>
       <w:r>
-        <w:rPr>
-          <w:b/>
-          <w:sz w:val="22"/>
-        </w:rPr>
-        <w:t>Answer: d</w:t>
+        <w:t xml:space="preserve">Positive Marks: 1</w:t>
       </w:r>
     </w:p>
     <w:p>
-      <w:pPr>
-        <w:spacing w:after="0" w:before="0"/>
-      </w:pPr>
       <w:r>
-        <w:rPr>
-          <w:b w:val="0"/>
-          <w:sz w:val="21"/>
-        </w:rPr>
-        <w:t>Solution: Anorexia nervosa causes osteoporosis, electrolyte imbalance and amenorrhoea (not menorrhagia); menstruation is usually scanty or absent.</w:t>
+        <w:t xml:space="preserve">Negative Marks: 0.25</w:t>
       </w:r>
     </w:p>
     <w:p>
-      <w:pPr>
-        <w:spacing w:after="0" w:before="0"/>
-      </w:pPr>
       <w:r>
-        <w:rPr>
-          <w:b w:val="0"/>
-          <w:sz w:val="20"/>
-        </w:rPr>
-        <w:t>Positive Marks: 1</w:t>
+        <w:t xml:space="preserve"/>
       </w:r>
     </w:p>
     <w:p>
-      <w:pPr>
-        <w:spacing w:after="160" w:before="0"/>
-      </w:pPr>
       <w:r>
-        <w:rPr>
-          <w:b w:val="0"/>
-          <w:sz w:val="20"/>
-        </w:rPr>
-        <w:t>Negative Marks: 0.25</w:t>
+        <w:t xml:space="preserve">Question: The normal adult temperature (oral) is:</w:t>
+      </w:r>
+    </w:p>
+    <w:p>
+      <w:r>
+        <w:t xml:space="preserve">(a) 36.5–37.5°C</w:t>
+      </w:r>
+    </w:p>
+    <w:p>
+      <w:r>
+        <w:t xml:space="preserve">(b) 39–40°C</w:t>
+      </w:r>
+    </w:p>
+    <w:p>
+      <w:r>
+        <w:t xml:space="preserve">(c) 34–35°C</w:t>
+      </w:r>
+    </w:p>
+    <w:p>
+      <w:r>
+        <w:t xml:space="preserve">(d) 42°C</w:t>
+      </w:r>
+    </w:p>
+    <w:p>
+      <w:r>
+        <w:t xml:space="preserve">Answer: a</w:t>
+      </w:r>
+    </w:p>
+    <w:p>
+      <w:r>
+        <w:t xml:space="preserve">Solution: Normal oral temperature is 36.5–37.5°C; fever is ≥38°C.</w:t>
+      </w:r>
+    </w:p>
+    <w:p>
+      <w:r>
+        <w:t xml:space="preserve">Positive Marks: 1</w:t>
+      </w:r>
+    </w:p>
+    <w:p>
+      <w:r>
+        <w:t xml:space="preserve">Negative Marks: 0.25</w:t>
+      </w:r>
+    </w:p>
+    <w:p>
+      <w:r>
+        <w:t xml:space="preserve"/>
+      </w:r>
+    </w:p>
+    <w:p>
+      <w:r>
+        <w:t xml:space="preserve">Question: A patient with a fractured femur in traction is at risk for DVT. The nurse should:</w:t>
+      </w:r>
+    </w:p>
+    <w:p>
+      <w:r>
+        <w:t xml:space="preserve">(a) Encourage leg exercises and use compression devices as ordered</w:t>
+      </w:r>
+    </w:p>
+    <w:p>
+      <w:r>
+        <w:t xml:space="preserve">(b) Massage the calves</w:t>
+      </w:r>
+    </w:p>
+    <w:p>
+      <w:r>
+        <w:t xml:space="preserve">(c) Immobilize completely</w:t>
+      </w:r>
+    </w:p>
+    <w:p>
+      <w:r>
+        <w:t xml:space="preserve">(d) Restrict fluids</w:t>
+      </w:r>
+    </w:p>
+    <w:p>
+      <w:r>
+        <w:t xml:space="preserve">Answer: a</w:t>
+      </w:r>
+    </w:p>
+    <w:p>
+      <w:r>
+        <w:t xml:space="preserve">Solution: DVT prevention in traction — leg exercises (ankle pumps), early mobility when possible, and pneumatic compression/anticoagulants as ordered. The calves are never massaged.</w:t>
+      </w:r>
+    </w:p>
+    <w:p>
+      <w:r>
+        <w:t xml:space="preserve">Positive Marks: 1</w:t>
+      </w:r>
+    </w:p>
+    <w:p>
+      <w:r>
+        <w:t xml:space="preserve">Negative Marks: 0.25</w:t>
       </w:r>
     </w:p>
     <w:sectPr>
       <w:pgSz w:w="12240" w:h="15840"/>
-      <w:pgMar w:top="864" w:right="1008" w:bottom="864" w:left="1008" w:header="720" w:footer="720" w:gutter="0"/>
+      <w:pgMar w:top="1440" w:right="1800" w:bottom="1440" w:left="1800" w:header="720" w:footer="720" w:gutter="0"/>
       <w:cols w:space="720"/>
       <w:docGrid w:linePitch="360"/>
     </w:sectPr>
@@ -2535,10 +1365,6 @@
     <w:name w:val="Normal"/>
     <w:qFormat/>
     <w:rsid w:val="00FC693F"/>
-    <w:rPr>
-      <w:rFonts w:ascii="Calibri" w:hAnsi="Calibri"/>
-      <w:sz w:val="22"/>
-    </w:rPr>
   </w:style>
   <w:style w:type="paragraph" w:styleId="Header">
     <w:name w:val="header"/>
